--- a/CalendarioAgo26/Politicas/PoliticasAgo26.docx
+++ b/CalendarioAgo26/Politicas/PoliticasAgo26.docx
@@ -1,6 +1,6 @@
 
 <file path=word/document.xml><?xml version="1.0" encoding="utf-8"?>
-<w:document xmlns:wpc="http://schemas.microsoft.com/office/word/2010/wordprocessingCanvas" xmlns:cx="http://schemas.microsoft.com/office/drawing/2014/chartex" xmlns:cx1="http://schemas.microsoft.com/office/drawing/2015/9/8/chartex" xmlns:cx2="http://schemas.microsoft.com/office/drawing/2015/10/21/chartex" xmlns:cx3="http://schemas.microsoft.com/office/drawing/2016/5/9/chartex" xmlns:cx4="http://schemas.microsoft.com/office/drawing/2016/5/10/chartex" xmlns:cx5="http://schemas.microsoft.com/office/drawing/2016/5/11/chartex" xmlns:cx6="http://schemas.microsoft.com/office/drawing/2016/5/12/chartex" xmlns:cx7="http://schemas.microsoft.com/office/drawing/2016/5/13/chartex" xmlns:cx8="http://schemas.microsoft.com/office/drawing/2016/5/14/chartex" xmlns:mc="http://schemas.openxmlformats.org/markup-compatibility/2006" xmlns:aink="http://schemas.microsoft.com/office/drawing/2016/ink" xmlns:am3d="http://schemas.microsoft.com/office/drawing/2017/model3d" xmlns:o="urn:schemas-microsoft-com:office:office" xmlns:oel="http://schemas.microsoft.com/office/2019/extlst" xmlns:r="http://schemas.openxmlformats.org/officeDocument/2006/relationships" xmlns:m="http://schemas.openxmlformats.org/officeDocument/2006/math" xmlns:v="urn:schemas-microsoft-com:vml" xmlns:wp14="http://schemas.microsoft.com/office/word/2010/wordprocessingDrawing" xmlns:wp="http://schemas.openxmlformats.org/drawingml/2006/wordprocessingDrawing" xmlns:w10="urn:schemas-microsoft-com:office:word" xmlns:w="http://schemas.openxmlformats.org/wordprocessingml/2006/main" xmlns:w14="http://schemas.microsoft.com/office/word/2010/wordml" xmlns:w15="http://schemas.microsoft.com/office/word/2012/wordml" xmlns:w16cei="http://schemas.microsoft.com/office/word/2026/wordml/cei" xmlns:w16cex="http://schemas.microsoft.com/office/word/2018/wordml/cex" xmlns:w16cid="http://schemas.microsoft.com/office/word/2016/wordml/cid" xmlns:w16="http://schemas.microsoft.com/office/word/2018/wordml" xmlns:w16du="http://schemas.microsoft.com/office/word/2023/wordml/word16du" xmlns:w16sdtdh="http://schemas.microsoft.com/office/word/2020/wordml/sdtdatahash" xmlns:w16sdtfl="http://schemas.microsoft.com/office/word/2024/wordml/sdtformatlock" xmlns:w16se="http://schemas.microsoft.com/office/word/2015/wordml/symex" xmlns:wpg="http://schemas.microsoft.com/office/word/2010/wordprocessingGroup" xmlns:wpi="http://schemas.microsoft.com/office/word/2010/wordprocessingInk" xmlns:wne="http://schemas.microsoft.com/office/word/2006/wordml" xmlns:wps="http://schemas.microsoft.com/office/word/2010/wordprocessingShape" mc:Ignorable="w14 w15 w16se w16cid w16 w16cex w16sdtdh w16sdtfl w16du wp14">
+<w:document xmlns:wpc="http://schemas.microsoft.com/office/word/2010/wordprocessingCanvas" xmlns:cx="http://schemas.microsoft.com/office/drawing/2014/chartex" xmlns:cx1="http://schemas.microsoft.com/office/drawing/2015/9/8/chartex" xmlns:cx2="http://schemas.microsoft.com/office/drawing/2015/10/21/chartex" xmlns:cx3="http://schemas.microsoft.com/office/drawing/2016/5/9/chartex" xmlns:cx4="http://schemas.microsoft.com/office/drawing/2016/5/10/chartex" xmlns:cx5="http://schemas.microsoft.com/office/drawing/2016/5/11/chartex" xmlns:cx6="http://schemas.microsoft.com/office/drawing/2016/5/12/chartex" xmlns:cx7="http://schemas.microsoft.com/office/drawing/2016/5/13/chartex" xmlns:cx8="http://schemas.microsoft.com/office/drawing/2016/5/14/chartex" xmlns:mc="http://schemas.openxmlformats.org/markup-compatibility/2006" xmlns:aink="http://schemas.microsoft.com/office/drawing/2016/ink" xmlns:am3d="http://schemas.microsoft.com/office/drawing/2017/model3d" xmlns:o="urn:schemas-microsoft-com:office:office" xmlns:oel="http://schemas.microsoft.com/office/2019/extlst" xmlns:r="http://schemas.openxmlformats.org/officeDocument/2006/relationships" xmlns:m="http://schemas.openxmlformats.org/officeDocument/2006/math" xmlns:v="urn:schemas-microsoft-com:vml" xmlns:wp14="http://schemas.microsoft.com/office/word/2010/wordprocessingDrawing" xmlns:wp="http://schemas.openxmlformats.org/drawingml/2006/wordprocessingDrawing" xmlns:w10="urn:schemas-microsoft-com:office:word" xmlns:w="http://schemas.openxmlformats.org/wordprocessingml/2006/main" xmlns:w14="http://schemas.microsoft.com/office/word/2010/wordml" xmlns:w15="http://schemas.microsoft.com/office/word/2012/wordml" xmlns:w16cex="http://schemas.microsoft.com/office/word/2018/wordml/cex" xmlns:w16cid="http://schemas.microsoft.com/office/word/2016/wordml/cid" xmlns:w16="http://schemas.microsoft.com/office/word/2018/wordml" xmlns:w16du="http://schemas.microsoft.com/office/word/2023/wordml/word16du" xmlns:w16sdtdh="http://schemas.microsoft.com/office/word/2020/wordml/sdtdatahash" xmlns:w16sdtfl="http://schemas.microsoft.com/office/word/2024/wordml/sdtformatlock" xmlns:w16se="http://schemas.microsoft.com/office/word/2015/wordml/symex" xmlns:wpg="http://schemas.microsoft.com/office/word/2010/wordprocessingGroup" xmlns:wpi="http://schemas.microsoft.com/office/word/2010/wordprocessingInk" xmlns:wne="http://schemas.microsoft.com/office/word/2006/wordml" xmlns:wps="http://schemas.microsoft.com/office/word/2010/wordprocessingShape" mc:Ignorable="w14 w15 w16se w16cid w16 w16cex w16sdtdh w16sdtfl w16du wp14">
   <w:body>
     <w:p>
       <w:pPr>
@@ -162,7 +162,7 @@
                                     <pic:cNvPicPr/>
                                   </pic:nvPicPr>
                                   <pic:blipFill>
-                                    <a:blip r:embed="rId8">
+                                    <a:blip r:embed="rId7">
                                       <a:extLst>
                                         <a:ext uri="{28A0092B-C50C-407E-A947-70E740481C1C}">
                                           <a14:useLocalDpi xmlns:a14="http://schemas.microsoft.com/office/drawing/2010/main" val="0"/>
@@ -569,129 +569,76 @@
           <w:rFonts w:ascii="Arial" w:hAnsi="Arial"/>
           <w:sz w:val="22"/>
         </w:rPr>
+        <w:t xml:space="preserve">                                        </w:t>
+      </w:r>
+      <w:r>
+        <w:rPr>
+          <w:rFonts w:ascii="Arial" w:hAnsi="Arial"/>
+          <w:b/>
+          <w:sz w:val="22"/>
+        </w:rPr>
+        <w:t xml:space="preserve">Correo Electrónico: </w:t>
+      </w:r>
+      <w:r>
+        <w:rPr>
+          <w:rFonts w:ascii="Arial" w:hAnsi="Arial"/>
+          <w:bCs/>
+          <w:sz w:val="22"/>
+          <w:u w:val="single"/>
+        </w:rPr>
+        <w:t>lp</w:t>
+      </w:r>
+      <w:r>
+        <w:rPr>
+          <w:rFonts w:ascii="Arial" w:hAnsi="Arial"/>
+          <w:sz w:val="22"/>
+          <w:u w:val="single"/>
+        </w:rPr>
+        <w:t>erezf@te</w:t>
+      </w:r>
+      <w:r>
+        <w:rPr>
+          <w:rFonts w:ascii="Arial" w:hAnsi="Arial"/>
+          <w:sz w:val="22"/>
+          <w:u w:val="single"/>
+        </w:rPr>
+        <w:t>c</w:t>
+      </w:r>
+      <w:r>
+        <w:rPr>
+          <w:rFonts w:ascii="Arial" w:hAnsi="Arial"/>
+          <w:sz w:val="22"/>
+          <w:u w:val="single"/>
+        </w:rPr>
+        <w:t xml:space="preserve">.mx </w:t>
+      </w:r>
+      <w:r>
+        <w:rPr>
+          <w:rFonts w:ascii="Arial" w:hAnsi="Arial"/>
+          <w:sz w:val="22"/>
+        </w:rPr>
+        <w:t xml:space="preserve">   </w:t>
+      </w:r>
+      <w:r>
+        <w:rPr>
+          <w:rFonts w:ascii="Arial" w:hAnsi="Arial"/>
+          <w:sz w:val="22"/>
+        </w:rPr>
+        <w:t xml:space="preserve"> </w:t>
+      </w:r>
+      <w:r>
+        <w:rPr>
+          <w:rFonts w:ascii="Arial" w:hAnsi="Arial"/>
+          <w:sz w:val="22"/>
+        </w:rPr>
+        <w:t xml:space="preserve">  </w:t>
+      </w:r>
+      <w:r>
+        <w:rPr>
+          <w:rFonts w:ascii="Arial" w:hAnsi="Arial"/>
+          <w:sz w:val="22"/>
+        </w:rPr>
         <w:t xml:space="preserve">    </w:t>
-      </w:r>
-      <w:r>
-        <w:rPr>
-          <w:rFonts w:ascii="Arial" w:hAnsi="Arial"/>
-          <w:sz w:val="22"/>
-        </w:rPr>
-        <w:t xml:space="preserve">    </w:t>
-      </w:r>
-      <w:r>
-        <w:rPr>
-          <w:rFonts w:ascii="Arial" w:hAnsi="Arial"/>
-          <w:b/>
-          <w:sz w:val="22"/>
-        </w:rPr>
-        <w:t xml:space="preserve">Correo Electrónico: </w:t>
-      </w:r>
-      <w:r>
-        <w:rPr>
-          <w:rFonts w:ascii="Arial" w:hAnsi="Arial"/>
-          <w:bCs/>
-          <w:sz w:val="22"/>
-          <w:u w:val="single"/>
-        </w:rPr>
-        <w:t>lp</w:t>
-      </w:r>
-      <w:r>
-        <w:rPr>
-          <w:rFonts w:ascii="Arial" w:hAnsi="Arial"/>
-          <w:sz w:val="22"/>
-          <w:u w:val="single"/>
-        </w:rPr>
-        <w:t>erezf@te</w:t>
-      </w:r>
-      <w:r>
-        <w:rPr>
-          <w:rFonts w:ascii="Arial" w:hAnsi="Arial"/>
-          <w:sz w:val="22"/>
-          <w:u w:val="single"/>
-        </w:rPr>
-        <w:t>c</w:t>
-      </w:r>
-      <w:r>
-        <w:rPr>
-          <w:rFonts w:ascii="Arial" w:hAnsi="Arial"/>
-          <w:sz w:val="22"/>
-          <w:u w:val="single"/>
-        </w:rPr>
-        <w:t xml:space="preserve">.mx </w:t>
-      </w:r>
-      <w:r>
-        <w:rPr>
-          <w:rFonts w:ascii="Arial" w:hAnsi="Arial"/>
-          <w:sz w:val="22"/>
-        </w:rPr>
-        <w:t xml:space="preserve">   </w:t>
-      </w:r>
-      <w:r>
-        <w:rPr>
-          <w:rFonts w:ascii="Arial" w:hAnsi="Arial"/>
-          <w:sz w:val="22"/>
-        </w:rPr>
-        <w:t xml:space="preserve"> </w:t>
-      </w:r>
-      <w:r>
-        <w:rPr>
-          <w:rFonts w:ascii="Arial" w:hAnsi="Arial"/>
-          <w:sz w:val="22"/>
-        </w:rPr>
-        <w:t xml:space="preserve">  </w:t>
-      </w:r>
-      <w:r>
-        <w:rPr>
-          <w:rFonts w:ascii="Arial" w:hAnsi="Arial"/>
-          <w:sz w:val="22"/>
-        </w:rPr>
-        <w:t xml:space="preserve">    </w:t>
-      </w:r>
-      <w:r>
-        <w:rPr>
-          <w:rFonts w:ascii="Arial" w:hAnsi="Arial"/>
-          <w:b/>
-          <w:sz w:val="22"/>
-          <w:szCs w:val="22"/>
-        </w:rPr>
-        <w:t>Salón</w:t>
-      </w:r>
-      <w:r>
-        <w:rPr>
-          <w:rFonts w:ascii="Arial" w:hAnsi="Arial"/>
-          <w:b/>
-          <w:sz w:val="22"/>
-          <w:szCs w:val="22"/>
-        </w:rPr>
-        <w:t>:</w:t>
-      </w:r>
-      <w:r>
-        <w:rPr>
-          <w:rFonts w:ascii="Arial" w:hAnsi="Arial"/>
-          <w:b/>
-          <w:sz w:val="22"/>
-          <w:szCs w:val="22"/>
-        </w:rPr>
-        <w:t xml:space="preserve"> </w:t>
-      </w:r>
-      <w:r>
-        <w:rPr>
-          <w:rFonts w:ascii="Arial" w:hAnsi="Arial"/>
-          <w:b/>
-          <w:sz w:val="22"/>
-          <w:szCs w:val="22"/>
-        </w:rPr>
-        <w:t xml:space="preserve"> </w:t>
-      </w:r>
-      <w:r>
-        <w:rPr>
-          <w:rFonts w:ascii="Arial" w:hAnsi="Arial"/>
-          <w:bCs/>
-          <w:sz w:val="22"/>
-          <w:szCs w:val="22"/>
-          <w:u w:val="single"/>
-        </w:rPr>
-        <w:t>2002</w:t>
       </w:r>
     </w:p>
     <w:p>
@@ -722,7 +669,7 @@
           <w:b/>
           <w:sz w:val="22"/>
         </w:rPr>
-        <w:t xml:space="preserve"> de clase</w:t>
+        <w:t>s</w:t>
       </w:r>
       <w:r>
         <w:rPr>
@@ -735,11 +682,10 @@
       <w:r>
         <w:rPr>
           <w:rFonts w:ascii="Arial" w:hAnsi="Arial"/>
-          <w:b/>
           <w:sz w:val="22"/>
           <w:u w:val="single"/>
         </w:rPr>
-        <w:t xml:space="preserve">  </w:t>
+        <w:t>M</w:t>
       </w:r>
       <w:r>
         <w:rPr>
@@ -747,6 +693,22 @@
           <w:sz w:val="22"/>
           <w:u w:val="single"/>
         </w:rPr>
+        <w:t>artes, miércoles y jueves</w:t>
+      </w:r>
+      <w:r>
+        <w:rPr>
+          <w:rFonts w:ascii="Arial" w:hAnsi="Arial"/>
+          <w:sz w:val="22"/>
+          <w:u w:val="single"/>
+        </w:rPr>
+        <w:t xml:space="preserve"> de </w:t>
+      </w:r>
+      <w:r>
+        <w:rPr>
+          <w:rFonts w:ascii="Arial" w:hAnsi="Arial"/>
+          <w:sz w:val="22"/>
+          <w:u w:val="single"/>
+        </w:rPr>
         <w:t>11</w:t>
       </w:r>
       <w:r>
@@ -795,15 +757,7 @@
           <w:sz w:val="22"/>
           <w:u w:val="single"/>
         </w:rPr>
-        <w:t xml:space="preserve">:00 p.m. </w:t>
-      </w:r>
-      <w:r>
-        <w:rPr>
-          <w:rFonts w:ascii="Arial" w:hAnsi="Arial"/>
-          <w:sz w:val="22"/>
-          <w:u w:val="single"/>
-        </w:rPr>
-        <w:t>martes, miércoles y jueves</w:t>
+        <w:t>:00 p.m.</w:t>
       </w:r>
     </w:p>
     <w:p>
@@ -819,10 +773,8 @@
         <w:jc w:val="both"/>
         <w:rPr>
           <w:rFonts w:ascii="Arial" w:hAnsi="Arial"/>
-          <w:snapToGrid w:val="0"/>
-          <w:sz w:val="22"/>
-          <w:szCs w:val="22"/>
-          <w:lang w:eastAsia="es-ES"/>
+          <w:b/>
+          <w:sz w:val="22"/>
         </w:rPr>
       </w:pPr>
       <w:bookmarkStart w:id="0" w:name="_Hlk30692508"/>
@@ -832,6 +784,72 @@
           <w:rFonts w:ascii="Arial" w:hAnsi="Arial"/>
           <w:b/>
           <w:sz w:val="22"/>
+          <w:szCs w:val="22"/>
+        </w:rPr>
+        <w:t>Salones</w:t>
+      </w:r>
+      <w:r>
+        <w:rPr>
+          <w:rFonts w:ascii="Arial" w:hAnsi="Arial"/>
+          <w:b/>
+          <w:sz w:val="22"/>
+          <w:szCs w:val="22"/>
+        </w:rPr>
+        <w:t>:</w:t>
+      </w:r>
+      <w:r>
+        <w:rPr>
+          <w:rFonts w:ascii="Arial" w:hAnsi="Arial"/>
+          <w:b/>
+          <w:sz w:val="22"/>
+          <w:szCs w:val="22"/>
+        </w:rPr>
+        <w:t xml:space="preserve"> </w:t>
+      </w:r>
+      <w:r>
+        <w:rPr>
+          <w:rFonts w:ascii="Arial" w:hAnsi="Arial"/>
+          <w:b/>
+          <w:sz w:val="22"/>
+          <w:szCs w:val="22"/>
+        </w:rPr>
+        <w:t xml:space="preserve"> </w:t>
+      </w:r>
+      <w:r>
+        <w:rPr>
+          <w:rFonts w:ascii="Arial" w:hAnsi="Arial"/>
+          <w:bCs/>
+          <w:sz w:val="22"/>
+          <w:szCs w:val="22"/>
+          <w:u w:val="single"/>
+        </w:rPr>
+        <w:t>Martes y jueves: 6302 / Miércoles: 2002</w:t>
+      </w:r>
+    </w:p>
+    <w:p>
+      <w:pPr>
+        <w:tabs>
+          <w:tab w:val="left" w:pos="2552"/>
+          <w:tab w:val="left" w:pos="5245"/>
+          <w:tab w:val="left" w:pos="5670"/>
+          <w:tab w:val="left" w:pos="6379"/>
+          <w:tab w:val="right" w:pos="9639"/>
+        </w:tabs>
+        <w:spacing w:before="60" w:line="360" w:lineRule="auto"/>
+        <w:jc w:val="both"/>
+        <w:rPr>
+          <w:rFonts w:ascii="Arial" w:hAnsi="Arial"/>
+          <w:snapToGrid w:val="0"/>
+          <w:sz w:val="22"/>
+          <w:szCs w:val="22"/>
+          <w:lang w:eastAsia="es-ES"/>
+        </w:rPr>
+      </w:pPr>
+      <w:r>
+        <w:rPr>
+          <w:rFonts w:ascii="Arial" w:hAnsi="Arial"/>
+          <w:b/>
+          <w:sz w:val="22"/>
         </w:rPr>
         <w:t>Asesoría</w:t>
       </w:r>
@@ -931,7 +949,7 @@
           <w:u w:val="single"/>
           <w:lang w:eastAsia="es-ES"/>
         </w:rPr>
-        <w:t>, miércoles y j</w:t>
+        <w:t xml:space="preserve"> y</w:t>
       </w:r>
       <w:r>
         <w:rPr>
@@ -942,7 +960,18 @@
           <w:u w:val="single"/>
           <w:lang w:eastAsia="es-ES"/>
         </w:rPr>
-        <w:t>ueves (3:30 a 4:30 p.m.)</w:t>
+        <w:t xml:space="preserve"> miércoles</w:t>
+      </w:r>
+      <w:r>
+        <w:rPr>
+          <w:rFonts w:ascii="Arial" w:hAnsi="Arial"/>
+          <w:snapToGrid w:val="0"/>
+          <w:sz w:val="22"/>
+          <w:szCs w:val="22"/>
+          <w:u w:val="single"/>
+          <w:lang w:eastAsia="es-ES"/>
+        </w:rPr>
+        <w:t xml:space="preserve"> (3:30 a 4:30 p.m.)</w:t>
       </w:r>
     </w:p>
     <w:p>
@@ -2372,8 +2401,8 @@
       </w:r>
     </w:p>
     <w:sectPr>
-      <w:headerReference w:type="even" r:id="rId9"/>
-      <w:headerReference w:type="default" r:id="rId10"/>
+      <w:headerReference w:type="even" r:id="rId8"/>
+      <w:headerReference w:type="default" r:id="rId9"/>
       <w:pgSz w:w="12242" w:h="15842" w:code="1"/>
       <w:pgMar w:top="142" w:right="1134" w:bottom="426" w:left="1418" w:header="720" w:footer="720" w:gutter="0"/>
       <w:cols w:space="720"/>
@@ -2384,7 +2413,7 @@
 </file>
 
 <file path=word/endnotes.xml><?xml version="1.0" encoding="utf-8"?>
-<w:endnotes xmlns:wpc="http://schemas.microsoft.com/office/word/2010/wordprocessingCanvas" xmlns:cx="http://schemas.microsoft.com/office/drawing/2014/chartex" xmlns:cx1="http://schemas.microsoft.com/office/drawing/2015/9/8/chartex" xmlns:cx2="http://schemas.microsoft.com/office/drawing/2015/10/21/chartex" xmlns:cx3="http://schemas.microsoft.com/office/drawing/2016/5/9/chartex" xmlns:cx4="http://schemas.microsoft.com/office/drawing/2016/5/10/chartex" xmlns:cx5="http://schemas.microsoft.com/office/drawing/2016/5/11/chartex" xmlns:cx6="http://schemas.microsoft.com/office/drawing/2016/5/12/chartex" xmlns:cx7="http://schemas.microsoft.com/office/drawing/2016/5/13/chartex" xmlns:cx8="http://schemas.microsoft.com/office/drawing/2016/5/14/chartex" xmlns:mc="http://schemas.openxmlformats.org/markup-compatibility/2006" xmlns:aink="http://schemas.microsoft.com/office/drawing/2016/ink" xmlns:am3d="http://schemas.microsoft.com/office/drawing/2017/model3d" xmlns:o="urn:schemas-microsoft-com:office:office" xmlns:oel="http://schemas.microsoft.com/office/2019/extlst" xmlns:r="http://schemas.openxmlformats.org/officeDocument/2006/relationships" xmlns:m="http://schemas.openxmlformats.org/officeDocument/2006/math" xmlns:v="urn:schemas-microsoft-com:vml" xmlns:wp14="http://schemas.microsoft.com/office/word/2010/wordprocessingDrawing" xmlns:wp="http://schemas.openxmlformats.org/drawingml/2006/wordprocessingDrawing" xmlns:w10="urn:schemas-microsoft-com:office:word" xmlns:w="http://schemas.openxmlformats.org/wordprocessingml/2006/main" xmlns:w14="http://schemas.microsoft.com/office/word/2010/wordml" xmlns:w15="http://schemas.microsoft.com/office/word/2012/wordml" xmlns:w16cei="http://schemas.microsoft.com/office/word/2026/wordml/cei" xmlns:w16cex="http://schemas.microsoft.com/office/word/2018/wordml/cex" xmlns:w16cid="http://schemas.microsoft.com/office/word/2016/wordml/cid" xmlns:w16="http://schemas.microsoft.com/office/word/2018/wordml" xmlns:w16du="http://schemas.microsoft.com/office/word/2023/wordml/word16du" xmlns:w16sdtdh="http://schemas.microsoft.com/office/word/2020/wordml/sdtdatahash" xmlns:w16sdtfl="http://schemas.microsoft.com/office/word/2024/wordml/sdtformatlock" xmlns:w16se="http://schemas.microsoft.com/office/word/2015/wordml/symex" xmlns:wpg="http://schemas.microsoft.com/office/word/2010/wordprocessingGroup" xmlns:wpi="http://schemas.microsoft.com/office/word/2010/wordprocessingInk" xmlns:wne="http://schemas.microsoft.com/office/word/2006/wordml" xmlns:wps="http://schemas.microsoft.com/office/word/2010/wordprocessingShape" mc:Ignorable="w14 w15 w16se w16cid w16 w16cex w16sdtdh w16sdtfl w16du wp14">
+<w:endnotes xmlns:wpc="http://schemas.microsoft.com/office/word/2010/wordprocessingCanvas" xmlns:cx="http://schemas.microsoft.com/office/drawing/2014/chartex" xmlns:cx1="http://schemas.microsoft.com/office/drawing/2015/9/8/chartex" xmlns:cx2="http://schemas.microsoft.com/office/drawing/2015/10/21/chartex" xmlns:cx3="http://schemas.microsoft.com/office/drawing/2016/5/9/chartex" xmlns:cx4="http://schemas.microsoft.com/office/drawing/2016/5/10/chartex" xmlns:cx5="http://schemas.microsoft.com/office/drawing/2016/5/11/chartex" xmlns:cx6="http://schemas.microsoft.com/office/drawing/2016/5/12/chartex" xmlns:cx7="http://schemas.microsoft.com/office/drawing/2016/5/13/chartex" xmlns:cx8="http://schemas.microsoft.com/office/drawing/2016/5/14/chartex" xmlns:mc="http://schemas.openxmlformats.org/markup-compatibility/2006" xmlns:aink="http://schemas.microsoft.com/office/drawing/2016/ink" xmlns:am3d="http://schemas.microsoft.com/office/drawing/2017/model3d" xmlns:o="urn:schemas-microsoft-com:office:office" xmlns:oel="http://schemas.microsoft.com/office/2019/extlst" xmlns:r="http://schemas.openxmlformats.org/officeDocument/2006/relationships" xmlns:m="http://schemas.openxmlformats.org/officeDocument/2006/math" xmlns:v="urn:schemas-microsoft-com:vml" xmlns:wp14="http://schemas.microsoft.com/office/word/2010/wordprocessingDrawing" xmlns:wp="http://schemas.openxmlformats.org/drawingml/2006/wordprocessingDrawing" xmlns:w10="urn:schemas-microsoft-com:office:word" xmlns:w="http://schemas.openxmlformats.org/wordprocessingml/2006/main" xmlns:w14="http://schemas.microsoft.com/office/word/2010/wordml" xmlns:w15="http://schemas.microsoft.com/office/word/2012/wordml" xmlns:w16cex="http://schemas.microsoft.com/office/word/2018/wordml/cex" xmlns:w16cid="http://schemas.microsoft.com/office/word/2016/wordml/cid" xmlns:w16="http://schemas.microsoft.com/office/word/2018/wordml" xmlns:w16du="http://schemas.microsoft.com/office/word/2023/wordml/word16du" xmlns:w16sdtdh="http://schemas.microsoft.com/office/word/2020/wordml/sdtdatahash" xmlns:w16sdtfl="http://schemas.microsoft.com/office/word/2024/wordml/sdtformatlock" xmlns:w16se="http://schemas.microsoft.com/office/word/2015/wordml/symex" xmlns:wpg="http://schemas.microsoft.com/office/word/2010/wordprocessingGroup" xmlns:wpi="http://schemas.microsoft.com/office/word/2010/wordprocessingInk" xmlns:wne="http://schemas.microsoft.com/office/word/2006/wordml" xmlns:wps="http://schemas.microsoft.com/office/word/2010/wordprocessingShape" mc:Ignorable="w14 w15 w16se w16cid w16 w16cex w16sdtdh w16sdtfl w16du wp14">
   <w:endnote w:type="separator" w:id="-1">
     <w:p>
       <w:r>
@@ -2403,7 +2432,7 @@
 </file>
 
 <file path=word/footnotes.xml><?xml version="1.0" encoding="utf-8"?>
-<w:footnotes xmlns:wpc="http://schemas.microsoft.com/office/word/2010/wordprocessingCanvas" xmlns:cx="http://schemas.microsoft.com/office/drawing/2014/chartex" xmlns:cx1="http://schemas.microsoft.com/office/drawing/2015/9/8/chartex" xmlns:cx2="http://schemas.microsoft.com/office/drawing/2015/10/21/chartex" xmlns:cx3="http://schemas.microsoft.com/office/drawing/2016/5/9/chartex" xmlns:cx4="http://schemas.microsoft.com/office/drawing/2016/5/10/chartex" xmlns:cx5="http://schemas.microsoft.com/office/drawing/2016/5/11/chartex" xmlns:cx6="http://schemas.microsoft.com/office/drawing/2016/5/12/chartex" xmlns:cx7="http://schemas.microsoft.com/office/drawing/2016/5/13/chartex" xmlns:cx8="http://schemas.microsoft.com/office/drawing/2016/5/14/chartex" xmlns:mc="http://schemas.openxmlformats.org/markup-compatibility/2006" xmlns:aink="http://schemas.microsoft.com/office/drawing/2016/ink" xmlns:am3d="http://schemas.microsoft.com/office/drawing/2017/model3d" xmlns:o="urn:schemas-microsoft-com:office:office" xmlns:oel="http://schemas.microsoft.com/office/2019/extlst" xmlns:r="http://schemas.openxmlformats.org/officeDocument/2006/relationships" xmlns:m="http://schemas.openxmlformats.org/officeDocument/2006/math" xmlns:v="urn:schemas-microsoft-com:vml" xmlns:wp14="http://schemas.microsoft.com/office/word/2010/wordprocessingDrawing" xmlns:wp="http://schemas.openxmlformats.org/drawingml/2006/wordprocessingDrawing" xmlns:w10="urn:schemas-microsoft-com:office:word" xmlns:w="http://schemas.openxmlformats.org/wordprocessingml/2006/main" xmlns:w14="http://schemas.microsoft.com/office/word/2010/wordml" xmlns:w15="http://schemas.microsoft.com/office/word/2012/wordml" xmlns:w16cei="http://schemas.microsoft.com/office/word/2026/wordml/cei" xmlns:w16cex="http://schemas.microsoft.com/office/word/2018/wordml/cex" xmlns:w16cid="http://schemas.microsoft.com/office/word/2016/wordml/cid" xmlns:w16="http://schemas.microsoft.com/office/word/2018/wordml" xmlns:w16du="http://schemas.microsoft.com/office/word/2023/wordml/word16du" xmlns:w16sdtdh="http://schemas.microsoft.com/office/word/2020/wordml/sdtdatahash" xmlns:w16sdtfl="http://schemas.microsoft.com/office/word/2024/wordml/sdtformatlock" xmlns:w16se="http://schemas.microsoft.com/office/word/2015/wordml/symex" xmlns:wpg="http://schemas.microsoft.com/office/word/2010/wordprocessingGroup" xmlns:wpi="http://schemas.microsoft.com/office/word/2010/wordprocessingInk" xmlns:wne="http://schemas.microsoft.com/office/word/2006/wordml" xmlns:wps="http://schemas.microsoft.com/office/word/2010/wordprocessingShape" mc:Ignorable="w14 w15 w16se w16cid w16 w16cex w16sdtdh w16sdtfl w16du wp14">
+<w:footnotes xmlns:wpc="http://schemas.microsoft.com/office/word/2010/wordprocessingCanvas" xmlns:cx="http://schemas.microsoft.com/office/drawing/2014/chartex" xmlns:cx1="http://schemas.microsoft.com/office/drawing/2015/9/8/chartex" xmlns:cx2="http://schemas.microsoft.com/office/drawing/2015/10/21/chartex" xmlns:cx3="http://schemas.microsoft.com/office/drawing/2016/5/9/chartex" xmlns:cx4="http://schemas.microsoft.com/office/drawing/2016/5/10/chartex" xmlns:cx5="http://schemas.microsoft.com/office/drawing/2016/5/11/chartex" xmlns:cx6="http://schemas.microsoft.com/office/drawing/2016/5/12/chartex" xmlns:cx7="http://schemas.microsoft.com/office/drawing/2016/5/13/chartex" xmlns:cx8="http://schemas.microsoft.com/office/drawing/2016/5/14/chartex" xmlns:mc="http://schemas.openxmlformats.org/markup-compatibility/2006" xmlns:aink="http://schemas.microsoft.com/office/drawing/2016/ink" xmlns:am3d="http://schemas.microsoft.com/office/drawing/2017/model3d" xmlns:o="urn:schemas-microsoft-com:office:office" xmlns:oel="http://schemas.microsoft.com/office/2019/extlst" xmlns:r="http://schemas.openxmlformats.org/officeDocument/2006/relationships" xmlns:m="http://schemas.openxmlformats.org/officeDocument/2006/math" xmlns:v="urn:schemas-microsoft-com:vml" xmlns:wp14="http://schemas.microsoft.com/office/word/2010/wordprocessingDrawing" xmlns:wp="http://schemas.openxmlformats.org/drawingml/2006/wordprocessingDrawing" xmlns:w10="urn:schemas-microsoft-com:office:word" xmlns:w="http://schemas.openxmlformats.org/wordprocessingml/2006/main" xmlns:w14="http://schemas.microsoft.com/office/word/2010/wordml" xmlns:w15="http://schemas.microsoft.com/office/word/2012/wordml" xmlns:w16cex="http://schemas.microsoft.com/office/word/2018/wordml/cex" xmlns:w16cid="http://schemas.microsoft.com/office/word/2016/wordml/cid" xmlns:w16="http://schemas.microsoft.com/office/word/2018/wordml" xmlns:w16du="http://schemas.microsoft.com/office/word/2023/wordml/word16du" xmlns:w16sdtdh="http://schemas.microsoft.com/office/word/2020/wordml/sdtdatahash" xmlns:w16sdtfl="http://schemas.microsoft.com/office/word/2024/wordml/sdtformatlock" xmlns:w16se="http://schemas.microsoft.com/office/word/2015/wordml/symex" xmlns:wpg="http://schemas.microsoft.com/office/word/2010/wordprocessingGroup" xmlns:wpi="http://schemas.microsoft.com/office/word/2010/wordprocessingInk" xmlns:wne="http://schemas.microsoft.com/office/word/2006/wordml" xmlns:wps="http://schemas.microsoft.com/office/word/2010/wordprocessingShape" mc:Ignorable="w14 w15 w16se w16cid w16 w16cex w16sdtdh w16sdtfl w16du wp14">
   <w:footnote w:type="separator" w:id="-1">
     <w:p>
       <w:r>
@@ -2422,7 +2451,7 @@
 </file>
 
 <file path=word/header1.xml><?xml version="1.0" encoding="utf-8"?>
-<w:hdr xmlns:wpc="http://schemas.microsoft.com/office/word/2010/wordprocessingCanvas" xmlns:cx="http://schemas.microsoft.com/office/drawing/2014/chartex" xmlns:cx1="http://schemas.microsoft.com/office/drawing/2015/9/8/chartex" xmlns:cx2="http://schemas.microsoft.com/office/drawing/2015/10/21/chartex" xmlns:cx3="http://schemas.microsoft.com/office/drawing/2016/5/9/chartex" xmlns:cx4="http://schemas.microsoft.com/office/drawing/2016/5/10/chartex" xmlns:cx5="http://schemas.microsoft.com/office/drawing/2016/5/11/chartex" xmlns:cx6="http://schemas.microsoft.com/office/drawing/2016/5/12/chartex" xmlns:cx7="http://schemas.microsoft.com/office/drawing/2016/5/13/chartex" xmlns:cx8="http://schemas.microsoft.com/office/drawing/2016/5/14/chartex" xmlns:mc="http://schemas.openxmlformats.org/markup-compatibility/2006" xmlns:aink="http://schemas.microsoft.com/office/drawing/2016/ink" xmlns:am3d="http://schemas.microsoft.com/office/drawing/2017/model3d" xmlns:o="urn:schemas-microsoft-com:office:office" xmlns:oel="http://schemas.microsoft.com/office/2019/extlst" xmlns:r="http://schemas.openxmlformats.org/officeDocument/2006/relationships" xmlns:m="http://schemas.openxmlformats.org/officeDocument/2006/math" xmlns:v="urn:schemas-microsoft-com:vml" xmlns:wp14="http://schemas.microsoft.com/office/word/2010/wordprocessingDrawing" xmlns:wp="http://schemas.openxmlformats.org/drawingml/2006/wordprocessingDrawing" xmlns:w10="urn:schemas-microsoft-com:office:word" xmlns:w="http://schemas.openxmlformats.org/wordprocessingml/2006/main" xmlns:w14="http://schemas.microsoft.com/office/word/2010/wordml" xmlns:w15="http://schemas.microsoft.com/office/word/2012/wordml" xmlns:w16cei="http://schemas.microsoft.com/office/word/2026/wordml/cei" xmlns:w16cex="http://schemas.microsoft.com/office/word/2018/wordml/cex" xmlns:w16cid="http://schemas.microsoft.com/office/word/2016/wordml/cid" xmlns:w16="http://schemas.microsoft.com/office/word/2018/wordml" xmlns:w16du="http://schemas.microsoft.com/office/word/2023/wordml/word16du" xmlns:w16sdtdh="http://schemas.microsoft.com/office/word/2020/wordml/sdtdatahash" xmlns:w16sdtfl="http://schemas.microsoft.com/office/word/2024/wordml/sdtformatlock" xmlns:w16se="http://schemas.microsoft.com/office/word/2015/wordml/symex" xmlns:wpg="http://schemas.microsoft.com/office/word/2010/wordprocessingGroup" xmlns:wpi="http://schemas.microsoft.com/office/word/2010/wordprocessingInk" xmlns:wne="http://schemas.microsoft.com/office/word/2006/wordml" xmlns:wps="http://schemas.microsoft.com/office/word/2010/wordprocessingShape" mc:Ignorable="w14 w15 w16se w16cid w16 w16cex w16sdtdh w16sdtfl w16du wp14">
+<w:hdr xmlns:wpc="http://schemas.microsoft.com/office/word/2010/wordprocessingCanvas" xmlns:cx="http://schemas.microsoft.com/office/drawing/2014/chartex" xmlns:cx1="http://schemas.microsoft.com/office/drawing/2015/9/8/chartex" xmlns:cx2="http://schemas.microsoft.com/office/drawing/2015/10/21/chartex" xmlns:cx3="http://schemas.microsoft.com/office/drawing/2016/5/9/chartex" xmlns:cx4="http://schemas.microsoft.com/office/drawing/2016/5/10/chartex" xmlns:cx5="http://schemas.microsoft.com/office/drawing/2016/5/11/chartex" xmlns:cx6="http://schemas.microsoft.com/office/drawing/2016/5/12/chartex" xmlns:cx7="http://schemas.microsoft.com/office/drawing/2016/5/13/chartex" xmlns:cx8="http://schemas.microsoft.com/office/drawing/2016/5/14/chartex" xmlns:mc="http://schemas.openxmlformats.org/markup-compatibility/2006" xmlns:aink="http://schemas.microsoft.com/office/drawing/2016/ink" xmlns:am3d="http://schemas.microsoft.com/office/drawing/2017/model3d" xmlns:o="urn:schemas-microsoft-com:office:office" xmlns:oel="http://schemas.microsoft.com/office/2019/extlst" xmlns:r="http://schemas.openxmlformats.org/officeDocument/2006/relationships" xmlns:m="http://schemas.openxmlformats.org/officeDocument/2006/math" xmlns:v="urn:schemas-microsoft-com:vml" xmlns:wp14="http://schemas.microsoft.com/office/word/2010/wordprocessingDrawing" xmlns:wp="http://schemas.openxmlformats.org/drawingml/2006/wordprocessingDrawing" xmlns:w10="urn:schemas-microsoft-com:office:word" xmlns:w="http://schemas.openxmlformats.org/wordprocessingml/2006/main" xmlns:w14="http://schemas.microsoft.com/office/word/2010/wordml" xmlns:w15="http://schemas.microsoft.com/office/word/2012/wordml" xmlns:w16cex="http://schemas.microsoft.com/office/word/2018/wordml/cex" xmlns:w16cid="http://schemas.microsoft.com/office/word/2016/wordml/cid" xmlns:w16="http://schemas.microsoft.com/office/word/2018/wordml" xmlns:w16du="http://schemas.microsoft.com/office/word/2023/wordml/word16du" xmlns:w16sdtdh="http://schemas.microsoft.com/office/word/2020/wordml/sdtdatahash" xmlns:w16sdtfl="http://schemas.microsoft.com/office/word/2024/wordml/sdtformatlock" xmlns:w16se="http://schemas.microsoft.com/office/word/2015/wordml/symex" xmlns:wpg="http://schemas.microsoft.com/office/word/2010/wordprocessingGroup" xmlns:wpi="http://schemas.microsoft.com/office/word/2010/wordprocessingInk" xmlns:wne="http://schemas.microsoft.com/office/word/2006/wordml" xmlns:wps="http://schemas.microsoft.com/office/word/2010/wordprocessingShape" mc:Ignorable="w14 w15 w16se w16cid w16 w16cex w16sdtdh w16sdtfl w16du wp14">
   <w:p>
     <w:pPr>
       <w:pStyle w:val="Encabezado"/>
@@ -2473,7 +2502,7 @@
 </file>
 
 <file path=word/header2.xml><?xml version="1.0" encoding="utf-8"?>
-<w:hdr xmlns:wpc="http://schemas.microsoft.com/office/word/2010/wordprocessingCanvas" xmlns:cx="http://schemas.microsoft.com/office/drawing/2014/chartex" xmlns:cx1="http://schemas.microsoft.com/office/drawing/2015/9/8/chartex" xmlns:cx2="http://schemas.microsoft.com/office/drawing/2015/10/21/chartex" xmlns:cx3="http://schemas.microsoft.com/office/drawing/2016/5/9/chartex" xmlns:cx4="http://schemas.microsoft.com/office/drawing/2016/5/10/chartex" xmlns:cx5="http://schemas.microsoft.com/office/drawing/2016/5/11/chartex" xmlns:cx6="http://schemas.microsoft.com/office/drawing/2016/5/12/chartex" xmlns:cx7="http://schemas.microsoft.com/office/drawing/2016/5/13/chartex" xmlns:cx8="http://schemas.microsoft.com/office/drawing/2016/5/14/chartex" xmlns:mc="http://schemas.openxmlformats.org/markup-compatibility/2006" xmlns:aink="http://schemas.microsoft.com/office/drawing/2016/ink" xmlns:am3d="http://schemas.microsoft.com/office/drawing/2017/model3d" xmlns:o="urn:schemas-microsoft-com:office:office" xmlns:oel="http://schemas.microsoft.com/office/2019/extlst" xmlns:r="http://schemas.openxmlformats.org/officeDocument/2006/relationships" xmlns:m="http://schemas.openxmlformats.org/officeDocument/2006/math" xmlns:v="urn:schemas-microsoft-com:vml" xmlns:wp14="http://schemas.microsoft.com/office/word/2010/wordprocessingDrawing" xmlns:wp="http://schemas.openxmlformats.org/drawingml/2006/wordprocessingDrawing" xmlns:w10="urn:schemas-microsoft-com:office:word" xmlns:w="http://schemas.openxmlformats.org/wordprocessingml/2006/main" xmlns:w14="http://schemas.microsoft.com/office/word/2010/wordml" xmlns:w15="http://schemas.microsoft.com/office/word/2012/wordml" xmlns:w16cei="http://schemas.microsoft.com/office/word/2026/wordml/cei" xmlns:w16cex="http://schemas.microsoft.com/office/word/2018/wordml/cex" xmlns:w16cid="http://schemas.microsoft.com/office/word/2016/wordml/cid" xmlns:w16="http://schemas.microsoft.com/office/word/2018/wordml" xmlns:w16du="http://schemas.microsoft.com/office/word/2023/wordml/word16du" xmlns:w16sdtdh="http://schemas.microsoft.com/office/word/2020/wordml/sdtdatahash" xmlns:w16sdtfl="http://schemas.microsoft.com/office/word/2024/wordml/sdtformatlock" xmlns:w16se="http://schemas.microsoft.com/office/word/2015/wordml/symex" xmlns:wpg="http://schemas.microsoft.com/office/word/2010/wordprocessingGroup" xmlns:wpi="http://schemas.microsoft.com/office/word/2010/wordprocessingInk" xmlns:wne="http://schemas.microsoft.com/office/word/2006/wordml" xmlns:wps="http://schemas.microsoft.com/office/word/2010/wordprocessingShape" mc:Ignorable="w14 w15 w16se w16cid w16 w16cex w16sdtdh w16sdtfl w16du wp14">
+<w:hdr xmlns:wpc="http://schemas.microsoft.com/office/word/2010/wordprocessingCanvas" xmlns:cx="http://schemas.microsoft.com/office/drawing/2014/chartex" xmlns:cx1="http://schemas.microsoft.com/office/drawing/2015/9/8/chartex" xmlns:cx2="http://schemas.microsoft.com/office/drawing/2015/10/21/chartex" xmlns:cx3="http://schemas.microsoft.com/office/drawing/2016/5/9/chartex" xmlns:cx4="http://schemas.microsoft.com/office/drawing/2016/5/10/chartex" xmlns:cx5="http://schemas.microsoft.com/office/drawing/2016/5/11/chartex" xmlns:cx6="http://schemas.microsoft.com/office/drawing/2016/5/12/chartex" xmlns:cx7="http://schemas.microsoft.com/office/drawing/2016/5/13/chartex" xmlns:cx8="http://schemas.microsoft.com/office/drawing/2016/5/14/chartex" xmlns:mc="http://schemas.openxmlformats.org/markup-compatibility/2006" xmlns:aink="http://schemas.microsoft.com/office/drawing/2016/ink" xmlns:am3d="http://schemas.microsoft.com/office/drawing/2017/model3d" xmlns:o="urn:schemas-microsoft-com:office:office" xmlns:oel="http://schemas.microsoft.com/office/2019/extlst" xmlns:r="http://schemas.openxmlformats.org/officeDocument/2006/relationships" xmlns:m="http://schemas.openxmlformats.org/officeDocument/2006/math" xmlns:v="urn:schemas-microsoft-com:vml" xmlns:wp14="http://schemas.microsoft.com/office/word/2010/wordprocessingDrawing" xmlns:wp="http://schemas.openxmlformats.org/drawingml/2006/wordprocessingDrawing" xmlns:w10="urn:schemas-microsoft-com:office:word" xmlns:w="http://schemas.openxmlformats.org/wordprocessingml/2006/main" xmlns:w14="http://schemas.microsoft.com/office/word/2010/wordml" xmlns:w15="http://schemas.microsoft.com/office/word/2012/wordml" xmlns:w16cex="http://schemas.microsoft.com/office/word/2018/wordml/cex" xmlns:w16cid="http://schemas.microsoft.com/office/word/2016/wordml/cid" xmlns:w16="http://schemas.microsoft.com/office/word/2018/wordml" xmlns:w16du="http://schemas.microsoft.com/office/word/2023/wordml/word16du" xmlns:w16sdtdh="http://schemas.microsoft.com/office/word/2020/wordml/sdtdatahash" xmlns:w16sdtfl="http://schemas.microsoft.com/office/word/2024/wordml/sdtformatlock" xmlns:w16se="http://schemas.microsoft.com/office/word/2015/wordml/symex" xmlns:wpg="http://schemas.microsoft.com/office/word/2010/wordprocessingGroup" xmlns:wpi="http://schemas.microsoft.com/office/word/2010/wordprocessingInk" xmlns:wne="http://schemas.microsoft.com/office/word/2006/wordml" xmlns:wps="http://schemas.microsoft.com/office/word/2010/wordprocessingShape" mc:Ignorable="w14 w15 w16se w16cid w16 w16cex w16sdtdh w16sdtfl w16du wp14">
   <w:p>
     <w:pPr>
       <w:pStyle w:val="Encabezado"/>
@@ -2484,7 +2513,7 @@
 </file>
 
 <file path=word/numbering.xml><?xml version="1.0" encoding="utf-8"?>
-<w:numbering xmlns:wpc="http://schemas.microsoft.com/office/word/2010/wordprocessingCanvas" xmlns:cx="http://schemas.microsoft.com/office/drawing/2014/chartex" xmlns:cx1="http://schemas.microsoft.com/office/drawing/2015/9/8/chartex" xmlns:cx2="http://schemas.microsoft.com/office/drawing/2015/10/21/chartex" xmlns:cx3="http://schemas.microsoft.com/office/drawing/2016/5/9/chartex" xmlns:cx4="http://schemas.microsoft.com/office/drawing/2016/5/10/chartex" xmlns:cx5="http://schemas.microsoft.com/office/drawing/2016/5/11/chartex" xmlns:cx6="http://schemas.microsoft.com/office/drawing/2016/5/12/chartex" xmlns:cx7="http://schemas.microsoft.com/office/drawing/2016/5/13/chartex" xmlns:cx8="http://schemas.microsoft.com/office/drawing/2016/5/14/chartex" xmlns:mc="http://schemas.openxmlformats.org/markup-compatibility/2006" xmlns:aink="http://schemas.microsoft.com/office/drawing/2016/ink" xmlns:am3d="http://schemas.microsoft.com/office/drawing/2017/model3d" xmlns:o="urn:schemas-microsoft-com:office:office" xmlns:oel="http://schemas.microsoft.com/office/2019/extlst" xmlns:r="http://schemas.openxmlformats.org/officeDocument/2006/relationships" xmlns:m="http://schemas.openxmlformats.org/officeDocument/2006/math" xmlns:v="urn:schemas-microsoft-com:vml" xmlns:wp14="http://schemas.microsoft.com/office/word/2010/wordprocessingDrawing" xmlns:wp="http://schemas.openxmlformats.org/drawingml/2006/wordprocessingDrawing" xmlns:w10="urn:schemas-microsoft-com:office:word" xmlns:w="http://schemas.openxmlformats.org/wordprocessingml/2006/main" xmlns:w14="http://schemas.microsoft.com/office/word/2010/wordml" xmlns:w15="http://schemas.microsoft.com/office/word/2012/wordml" xmlns:w16cei="http://schemas.microsoft.com/office/word/2026/wordml/cei" xmlns:w16cex="http://schemas.microsoft.com/office/word/2018/wordml/cex" xmlns:w16cid="http://schemas.microsoft.com/office/word/2016/wordml/cid" xmlns:w16="http://schemas.microsoft.com/office/word/2018/wordml" xmlns:w16du="http://schemas.microsoft.com/office/word/2023/wordml/word16du" xmlns:w16sdtdh="http://schemas.microsoft.com/office/word/2020/wordml/sdtdatahash" xmlns:w16sdtfl="http://schemas.microsoft.com/office/word/2024/wordml/sdtformatlock" xmlns:w16se="http://schemas.microsoft.com/office/word/2015/wordml/symex" xmlns:wpg="http://schemas.microsoft.com/office/word/2010/wordprocessingGroup" xmlns:wpi="http://schemas.microsoft.com/office/word/2010/wordprocessingInk" xmlns:wne="http://schemas.microsoft.com/office/word/2006/wordml" xmlns:wps="http://schemas.microsoft.com/office/word/2010/wordprocessingShape" mc:Ignorable="w14 w15 w16se w16cid w16 w16cex w16sdtdh w16sdtfl w16du wp14">
+<w:numbering xmlns:wpc="http://schemas.microsoft.com/office/word/2010/wordprocessingCanvas" xmlns:cx="http://schemas.microsoft.com/office/drawing/2014/chartex" xmlns:cx1="http://schemas.microsoft.com/office/drawing/2015/9/8/chartex" xmlns:cx2="http://schemas.microsoft.com/office/drawing/2015/10/21/chartex" xmlns:cx3="http://schemas.microsoft.com/office/drawing/2016/5/9/chartex" xmlns:cx4="http://schemas.microsoft.com/office/drawing/2016/5/10/chartex" xmlns:cx5="http://schemas.microsoft.com/office/drawing/2016/5/11/chartex" xmlns:cx6="http://schemas.microsoft.com/office/drawing/2016/5/12/chartex" xmlns:cx7="http://schemas.microsoft.com/office/drawing/2016/5/13/chartex" xmlns:cx8="http://schemas.microsoft.com/office/drawing/2016/5/14/chartex" xmlns:mc="http://schemas.openxmlformats.org/markup-compatibility/2006" xmlns:aink="http://schemas.microsoft.com/office/drawing/2016/ink" xmlns:am3d="http://schemas.microsoft.com/office/drawing/2017/model3d" xmlns:o="urn:schemas-microsoft-com:office:office" xmlns:oel="http://schemas.microsoft.com/office/2019/extlst" xmlns:r="http://schemas.openxmlformats.org/officeDocument/2006/relationships" xmlns:m="http://schemas.openxmlformats.org/officeDocument/2006/math" xmlns:v="urn:schemas-microsoft-com:vml" xmlns:wp14="http://schemas.microsoft.com/office/word/2010/wordprocessingDrawing" xmlns:wp="http://schemas.openxmlformats.org/drawingml/2006/wordprocessingDrawing" xmlns:w10="urn:schemas-microsoft-com:office:word" xmlns:w="http://schemas.openxmlformats.org/wordprocessingml/2006/main" xmlns:w14="http://schemas.microsoft.com/office/word/2010/wordml" xmlns:w15="http://schemas.microsoft.com/office/word/2012/wordml" xmlns:w16cex="http://schemas.microsoft.com/office/word/2018/wordml/cex" xmlns:w16cid="http://schemas.microsoft.com/office/word/2016/wordml/cid" xmlns:w16="http://schemas.microsoft.com/office/word/2018/wordml" xmlns:w16du="http://schemas.microsoft.com/office/word/2023/wordml/word16du" xmlns:w16sdtdh="http://schemas.microsoft.com/office/word/2020/wordml/sdtdatahash" xmlns:w16sdtfl="http://schemas.microsoft.com/office/word/2024/wordml/sdtformatlock" xmlns:w16se="http://schemas.microsoft.com/office/word/2015/wordml/symex" xmlns:wpg="http://schemas.microsoft.com/office/word/2010/wordprocessingGroup" xmlns:wpi="http://schemas.microsoft.com/office/word/2010/wordprocessingInk" xmlns:wne="http://schemas.microsoft.com/office/word/2006/wordml" xmlns:wps="http://schemas.microsoft.com/office/word/2010/wordprocessingShape" mc:Ignorable="w14 w15 w16se w16cid w16 w16cex w16sdtdh w16sdtfl w16du wp14">
   <w:abstractNum w:abstractNumId="0" w15:restartNumberingAfterBreak="0">
     <w:nsid w:val="090D74BE"/>
     <w:multiLevelType w:val="singleLevel"/>
@@ -5158,7 +5187,6 @@
   <w:style w:type="character" w:default="1" w:styleId="Fuentedeprrafopredeter">
     <w:name w:val="Default Paragraph Font"/>
     <w:uiPriority w:val="1"/>
-    <w:semiHidden/>
     <w:unhideWhenUsed/>
   </w:style>
   <w:style w:type="table" w:default="1" w:styleId="Tablanormal">
